--- a/Deliverables/Test Plan Document_LaCantina.docx
+++ b/Deliverables/Test Plan Document_LaCantina.docx
@@ -188,8 +188,18 @@
           <w:b/>
           <w:sz w:val="36"/>
         </w:rPr>
-        <w:t xml:space="preserve"> Document</w:t>
-      </w:r>
+        <w:t xml:space="preserve"> </w:t>
+      </w:r>
+      <w:proofErr w:type="spellStart"/>
+      <w:r>
+        <w:rPr>
+          <w:rFonts w:ascii="Arial" w:eastAsia="Arial" w:hAnsi="Arial" w:cs="Arial"/>
+          <w:b/>
+          <w:sz w:val="36"/>
+        </w:rPr>
+        <w:t>Document</w:t>
+      </w:r>
+      <w:proofErr w:type="spellEnd"/>
     </w:p>
     <w:p>
       <w:pPr>
@@ -494,8 +504,16 @@
               <w:rPr>
                 <w:sz w:val="20"/>
               </w:rPr>
-              <w:t xml:space="preserve"> Document</w:t>
-            </w:r>
+              <w:t xml:space="preserve"> </w:t>
+            </w:r>
+            <w:proofErr w:type="spellStart"/>
+            <w:r>
+              <w:rPr>
+                <w:sz w:val="20"/>
+              </w:rPr>
+              <w:t>Document</w:t>
+            </w:r>
+            <w:proofErr w:type="spellEnd"/>
           </w:p>
         </w:tc>
         <w:tc>
@@ -1092,13 +1110,23 @@
         <w:ind w:left="0" w:right="3665" w:firstLine="0"/>
         <w:jc w:val="right"/>
       </w:pPr>
+      <w:proofErr w:type="spellStart"/>
       <w:r>
         <w:rPr>
           <w:rFonts w:ascii="Arial" w:eastAsia="Arial" w:hAnsi="Arial" w:cs="Arial"/>
           <w:b/>
           <w:sz w:val="32"/>
         </w:rPr>
-        <w:t xml:space="preserve">Revision History </w:t>
+        <w:t>Revision</w:t>
+      </w:r>
+      <w:proofErr w:type="spellEnd"/>
+      <w:r>
+        <w:rPr>
+          <w:rFonts w:ascii="Arial" w:eastAsia="Arial" w:hAnsi="Arial" w:cs="Arial"/>
+          <w:b/>
+          <w:sz w:val="32"/>
+        </w:rPr>
+        <w:t xml:space="preserve"> History </w:t>
       </w:r>
     </w:p>
     <w:tbl>
@@ -3488,7 +3516,15 @@
     </w:p>
     <w:p>
       <w:r>
-        <w:t>Questo documento definisce il Test Plan del sistema LaCantina (SUT – System Under Test) e descrive ambito, approccio, risorse e pianificazione delle attività di test.</w:t>
+        <w:t xml:space="preserve">Questo documento definisce il Test Plan del sistema </w:t>
+      </w:r>
+      <w:proofErr w:type="spellStart"/>
+      <w:r>
+        <w:t>LaCantina</w:t>
+      </w:r>
+      <w:proofErr w:type="spellEnd"/>
+      <w:r>
+        <w:t xml:space="preserve"> (SUT – System Under Test) e descrive ambito, approccio, risorse e pianificazione delle attività di test.</w:t>
       </w:r>
     </w:p>
     <w:p>
@@ -3498,12 +3534,108 @@
     </w:p>
     <w:p>
       <w:r>
-        <w:t>Il piano copre: Unit Testing, Integration Testing, System Testing, Acceptance Testing e Installation Testing. Per la derivazione dei casi di test funzionali verranno utilizzate principalmente tecniche di Black-Box Testing (equivalence partitioning, boundary value analysis e category partition).</w:t>
-      </w:r>
-    </w:p>
-    <w:p>
-      <w:r>
-        <w:t>Nota sui sottosistemi: la decomposizione corrente prevede tre sottosistemi principali (UserManagement, CatalogManagement, OrderManagement). La gestione del carrello e degli ordini è inclusa nel sottosistema OrderManagement; le funzionalità amministrative sono esposte attraverso i servizi dei sottosistemi, con controllo accessi basato sui ruoli.</w:t>
+        <w:t xml:space="preserve">Il piano copre: Unit Testing, Integration Testing, System Testing, </w:t>
+      </w:r>
+      <w:proofErr w:type="spellStart"/>
+      <w:r>
+        <w:t>Acceptance</w:t>
+      </w:r>
+      <w:proofErr w:type="spellEnd"/>
+      <w:r>
+        <w:t xml:space="preserve"> Testing e Installation Testing. Per la derivazione dei casi di test funzionali verranno utilizzate principalmente tecniche di Black-Box Testing (</w:t>
+      </w:r>
+      <w:proofErr w:type="spellStart"/>
+      <w:r>
+        <w:t>equivalence</w:t>
+      </w:r>
+      <w:proofErr w:type="spellEnd"/>
+      <w:r>
+        <w:t xml:space="preserve"> </w:t>
+      </w:r>
+      <w:proofErr w:type="spellStart"/>
+      <w:r>
+        <w:t>partitioning</w:t>
+      </w:r>
+      <w:proofErr w:type="spellEnd"/>
+      <w:r>
+        <w:t xml:space="preserve">, </w:t>
+      </w:r>
+      <w:proofErr w:type="spellStart"/>
+      <w:r>
+        <w:t>boundary</w:t>
+      </w:r>
+      <w:proofErr w:type="spellEnd"/>
+      <w:r>
+        <w:t xml:space="preserve"> </w:t>
+      </w:r>
+      <w:proofErr w:type="spellStart"/>
+      <w:r>
+        <w:t>value</w:t>
+      </w:r>
+      <w:proofErr w:type="spellEnd"/>
+      <w:r>
+        <w:t xml:space="preserve"> </w:t>
+      </w:r>
+      <w:proofErr w:type="spellStart"/>
+      <w:r>
+        <w:t>analysis</w:t>
+      </w:r>
+      <w:proofErr w:type="spellEnd"/>
+      <w:r>
+        <w:t xml:space="preserve"> e </w:t>
+      </w:r>
+      <w:proofErr w:type="spellStart"/>
+      <w:r>
+        <w:t>category</w:t>
+      </w:r>
+      <w:proofErr w:type="spellEnd"/>
+      <w:r>
+        <w:t xml:space="preserve"> </w:t>
+      </w:r>
+      <w:proofErr w:type="spellStart"/>
+      <w:r>
+        <w:t>partition</w:t>
+      </w:r>
+      <w:proofErr w:type="spellEnd"/>
+      <w:r>
+        <w:t>).</w:t>
+      </w:r>
+    </w:p>
+    <w:p>
+      <w:r>
+        <w:t>Nota sui sottosistemi: la decomposizione corrente prevede tre sottosistemi principali (</w:t>
+      </w:r>
+      <w:proofErr w:type="spellStart"/>
+      <w:r>
+        <w:t>UserManagement</w:t>
+      </w:r>
+      <w:proofErr w:type="spellEnd"/>
+      <w:r>
+        <w:t xml:space="preserve">, </w:t>
+      </w:r>
+      <w:proofErr w:type="spellStart"/>
+      <w:r>
+        <w:t>CatalogManagement</w:t>
+      </w:r>
+      <w:proofErr w:type="spellEnd"/>
+      <w:r>
+        <w:t xml:space="preserve">, </w:t>
+      </w:r>
+      <w:proofErr w:type="spellStart"/>
+      <w:r>
+        <w:t>OrderManagement</w:t>
+      </w:r>
+      <w:proofErr w:type="spellEnd"/>
+      <w:r>
+        <w:t xml:space="preserve">). La gestione del carrello e degli ordini è inclusa nel sottosistema </w:t>
+      </w:r>
+      <w:proofErr w:type="spellStart"/>
+      <w:r>
+        <w:t>OrderManagement</w:t>
+      </w:r>
+      <w:proofErr w:type="spellEnd"/>
+      <w:r>
+        <w:t>; le funzionalità amministrative sono esposte attraverso i servizi dei sottosistemi, con controllo accessi basato sui ruoli.</w:t>
       </w:r>
     </w:p>
     <w:p>
@@ -3518,10 +3650,28 @@
         <w:pStyle w:val="Titolo1"/>
       </w:pPr>
       <w:bookmarkStart w:id="1" w:name="_Toc218015446"/>
-      <w:r>
-        <w:t>Relationship to other documents</w:t>
+      <w:proofErr w:type="spellStart"/>
+      <w:r>
+        <w:t>Relationship</w:t>
+      </w:r>
+      <w:proofErr w:type="spellEnd"/>
+      <w:r>
+        <w:t xml:space="preserve"> to </w:t>
+      </w:r>
+      <w:proofErr w:type="spellStart"/>
+      <w:r>
+        <w:t>other</w:t>
+      </w:r>
+      <w:proofErr w:type="spellEnd"/>
+      <w:r>
+        <w:t xml:space="preserve"> </w:t>
+      </w:r>
+      <w:proofErr w:type="spellStart"/>
+      <w:r>
+        <w:t>documents</w:t>
       </w:r>
       <w:bookmarkEnd w:id="1"/>
+      <w:proofErr w:type="spellEnd"/>
     </w:p>
     <w:p>
       <w:pPr>
@@ -3547,13 +3697,41 @@
           <w:rFonts w:eastAsia="Calibri"/>
         </w:rPr>
       </w:pPr>
+      <w:proofErr w:type="spellStart"/>
       <w:r>
         <w:rPr>
           <w:rFonts w:eastAsia="Calibri"/>
           <w:b/>
           <w:bCs/>
         </w:rPr>
-        <w:t xml:space="preserve">Requirements Analysis Document (RAD): </w:t>
+        <w:t>Requirements</w:t>
+      </w:r>
+      <w:proofErr w:type="spellEnd"/>
+      <w:r>
+        <w:rPr>
+          <w:rFonts w:eastAsia="Calibri"/>
+          <w:b/>
+          <w:bCs/>
+        </w:rPr>
+        <w:t xml:space="preserve"> Analysis </w:t>
+      </w:r>
+      <w:proofErr w:type="spellStart"/>
+      <w:r>
+        <w:rPr>
+          <w:rFonts w:eastAsia="Calibri"/>
+          <w:b/>
+          <w:bCs/>
+        </w:rPr>
+        <w:t>Document</w:t>
+      </w:r>
+      <w:proofErr w:type="spellEnd"/>
+      <w:r>
+        <w:rPr>
+          <w:rFonts w:eastAsia="Calibri"/>
+          <w:b/>
+          <w:bCs/>
+        </w:rPr>
+        <w:t xml:space="preserve"> (RAD): </w:t>
       </w:r>
       <w:r>
         <w:rPr>
@@ -3579,7 +3757,25 @@
           <w:b/>
           <w:bCs/>
         </w:rPr>
-        <w:t>System Design Document (SDD):</w:t>
+        <w:t xml:space="preserve">System Design </w:t>
+      </w:r>
+      <w:proofErr w:type="spellStart"/>
+      <w:r>
+        <w:rPr>
+          <w:rFonts w:eastAsia="Calibri"/>
+          <w:b/>
+          <w:bCs/>
+        </w:rPr>
+        <w:t>Document</w:t>
+      </w:r>
+      <w:proofErr w:type="spellEnd"/>
+      <w:r>
+        <w:rPr>
+          <w:rFonts w:eastAsia="Calibri"/>
+          <w:b/>
+          <w:bCs/>
+        </w:rPr>
+        <w:t xml:space="preserve"> (SDD):</w:t>
       </w:r>
       <w:r>
         <w:rPr>
@@ -3605,13 +3801,45 @@
           <w:b/>
           <w:bCs/>
         </w:rPr>
-        <w:t>Object Design Document (ODD):</w:t>
-      </w:r>
-      <w:r>
-        <w:rPr>
-          <w:rFonts w:eastAsia="Calibri"/>
-        </w:rPr>
-        <w:t xml:space="preserve"> I test di unità fanno riferimento alle interfacce delle classi definite nel documento (Entity, DAO, Controller).</w:t>
+        <w:t xml:space="preserve">Object Design </w:t>
+      </w:r>
+      <w:proofErr w:type="spellStart"/>
+      <w:r>
+        <w:rPr>
+          <w:rFonts w:eastAsia="Calibri"/>
+          <w:b/>
+          <w:bCs/>
+        </w:rPr>
+        <w:t>Document</w:t>
+      </w:r>
+      <w:proofErr w:type="spellEnd"/>
+      <w:r>
+        <w:rPr>
+          <w:rFonts w:eastAsia="Calibri"/>
+          <w:b/>
+          <w:bCs/>
+        </w:rPr>
+        <w:t xml:space="preserve"> (ODD):</w:t>
+      </w:r>
+      <w:r>
+        <w:rPr>
+          <w:rFonts w:eastAsia="Calibri"/>
+        </w:rPr>
+        <w:t xml:space="preserve"> I test di unità fanno riferimento alle interfacce delle classi definite nel documento (</w:t>
+      </w:r>
+      <w:proofErr w:type="spellStart"/>
+      <w:r>
+        <w:rPr>
+          <w:rFonts w:eastAsia="Calibri"/>
+        </w:rPr>
+        <w:t>Entity</w:t>
+      </w:r>
+      <w:proofErr w:type="spellEnd"/>
+      <w:r>
+        <w:rPr>
+          <w:rFonts w:eastAsia="Calibri"/>
+        </w:rPr>
+        <w:t>, DAO, Controller).</w:t>
       </w:r>
     </w:p>
     <w:p>
@@ -3631,7 +3859,25 @@
           <w:i/>
           <w:iCs/>
         </w:rPr>
-        <w:t>Naming scheme:</w:t>
+        <w:t xml:space="preserve">Naming </w:t>
+      </w:r>
+      <w:proofErr w:type="spellStart"/>
+      <w:r>
+        <w:rPr>
+          <w:rFonts w:eastAsia="Calibri"/>
+          <w:i/>
+          <w:iCs/>
+        </w:rPr>
+        <w:t>scheme</w:t>
+      </w:r>
+      <w:proofErr w:type="spellEnd"/>
+      <w:r>
+        <w:rPr>
+          <w:rFonts w:eastAsia="Calibri"/>
+          <w:i/>
+          <w:iCs/>
+        </w:rPr>
+        <w:t>:</w:t>
       </w:r>
       <w:r>
         <w:rPr>
@@ -3665,21 +3911,34 @@
       </w:pPr>
       <w:bookmarkStart w:id="2" w:name="_Toc218015447"/>
       <w:r>
-        <w:t>System Overview</w:t>
+        <w:t xml:space="preserve">System </w:t>
+      </w:r>
+      <w:proofErr w:type="spellStart"/>
+      <w:r>
+        <w:t>Overview</w:t>
       </w:r>
       <w:bookmarkEnd w:id="2"/>
-    </w:p>
-    <w:p>
-      <w:pPr>
-        <w:rPr>
-          <w:rFonts w:eastAsia="Calibri"/>
-        </w:rPr>
-      </w:pPr>
-      <w:r>
-        <w:rPr>
-          <w:rFonts w:eastAsia="Calibri"/>
-        </w:rPr>
-        <w:t>LaCantina è una piattaforma web e-commerce per la promozione di vendita di prodotti km0 ad alta qualità. I vari sottosistemi di cui si compone sono</w:t>
+      <w:proofErr w:type="spellEnd"/>
+    </w:p>
+    <w:p>
+      <w:pPr>
+        <w:rPr>
+          <w:rFonts w:eastAsia="Calibri"/>
+        </w:rPr>
+      </w:pPr>
+      <w:proofErr w:type="spellStart"/>
+      <w:r>
+        <w:rPr>
+          <w:rFonts w:eastAsia="Calibri"/>
+        </w:rPr>
+        <w:t>LaCantina</w:t>
+      </w:r>
+      <w:proofErr w:type="spellEnd"/>
+      <w:r>
+        <w:rPr>
+          <w:rFonts w:eastAsia="Calibri"/>
+        </w:rPr>
+        <w:t xml:space="preserve"> è una piattaforma web e-commerce per la promozione di vendita di prodotti km0 ad alta qualità. I vari sottosistemi di cui si compone sono</w:t>
       </w:r>
       <w:r>
         <w:rPr>
@@ -3699,13 +3958,23 @@
           <w:rFonts w:eastAsia="Calibri"/>
         </w:rPr>
       </w:pPr>
+      <w:proofErr w:type="spellStart"/>
       <w:r>
         <w:rPr>
           <w:rFonts w:eastAsia="Calibri"/>
           <w:b/>
           <w:bCs/>
         </w:rPr>
-        <w:t xml:space="preserve">Usermanagement: </w:t>
+        <w:t>Usermanagement</w:t>
+      </w:r>
+      <w:proofErr w:type="spellEnd"/>
+      <w:r>
+        <w:rPr>
+          <w:rFonts w:eastAsia="Calibri"/>
+          <w:b/>
+          <w:bCs/>
+        </w:rPr>
+        <w:t xml:space="preserve">: </w:t>
       </w:r>
       <w:r>
         <w:rPr>
@@ -3725,13 +3994,23 @@
           <w:rFonts w:eastAsia="Calibri"/>
         </w:rPr>
       </w:pPr>
+      <w:proofErr w:type="spellStart"/>
       <w:r>
         <w:rPr>
           <w:rFonts w:eastAsia="Calibri"/>
           <w:b/>
           <w:bCs/>
         </w:rPr>
-        <w:t>CatalogManagement:</w:t>
+        <w:t>CatalogManagement</w:t>
+      </w:r>
+      <w:proofErr w:type="spellEnd"/>
+      <w:r>
+        <w:rPr>
+          <w:rFonts w:eastAsia="Calibri"/>
+          <w:b/>
+          <w:bCs/>
+        </w:rPr>
+        <w:t>:</w:t>
       </w:r>
       <w:r>
         <w:rPr>
@@ -3751,13 +4030,23 @@
           <w:rFonts w:eastAsia="Calibri"/>
         </w:rPr>
       </w:pPr>
+      <w:proofErr w:type="spellStart"/>
       <w:r>
         <w:rPr>
           <w:rFonts w:eastAsia="Calibri"/>
           <w:b/>
           <w:bCs/>
         </w:rPr>
-        <w:t>OrderManagement:</w:t>
+        <w:t>OrderManagement</w:t>
+      </w:r>
+      <w:proofErr w:type="spellEnd"/>
+      <w:r>
+        <w:rPr>
+          <w:rFonts w:eastAsia="Calibri"/>
+          <w:b/>
+          <w:bCs/>
+        </w:rPr>
+        <w:t>:</w:t>
       </w:r>
       <w:r>
         <w:rPr>
@@ -3783,7 +4072,21 @@
           <w:rFonts w:eastAsia="Calibri"/>
         </w:rPr>
         <w:lastRenderedPageBreak/>
-        <w:t>Inoltre, gli attori principali sono Utente ed utente con ruolo di Amministratore. L’architettura è la classica architettura MVC con un’organizzazione a vari layer. I componenti principali sono</w:t>
+        <w:t xml:space="preserve">Inoltre, gli attori principali sono Utente ed utente con ruolo di Amministratore. L’architettura è la classica architettura MVC con un’organizzazione a vari </w:t>
+      </w:r>
+      <w:proofErr w:type="spellStart"/>
+      <w:r>
+        <w:rPr>
+          <w:rFonts w:eastAsia="Calibri"/>
+        </w:rPr>
+        <w:t>layer</w:t>
+      </w:r>
+      <w:proofErr w:type="spellEnd"/>
+      <w:r>
+        <w:rPr>
+          <w:rFonts w:eastAsia="Calibri"/>
+        </w:rPr>
+        <w:t>. I componenti principali sono</w:t>
       </w:r>
     </w:p>
     <w:p>
@@ -3858,10 +4161,36 @@
         <w:pStyle w:val="Titolo1"/>
       </w:pPr>
       <w:bookmarkStart w:id="3" w:name="_Toc218015448"/>
-      <w:r>
-        <w:t>Featured to be tested / not to be tested</w:t>
+      <w:proofErr w:type="spellStart"/>
+      <w:r>
+        <w:t>Featured</w:t>
+      </w:r>
+      <w:proofErr w:type="spellEnd"/>
+      <w:r>
+        <w:t xml:space="preserve"> to be </w:t>
+      </w:r>
+      <w:proofErr w:type="spellStart"/>
+      <w:r>
+        <w:t>tested</w:t>
+      </w:r>
+      <w:proofErr w:type="spellEnd"/>
+      <w:r>
+        <w:t xml:space="preserve"> / </w:t>
+      </w:r>
+      <w:proofErr w:type="spellStart"/>
+      <w:r>
+        <w:t>not</w:t>
+      </w:r>
+      <w:proofErr w:type="spellEnd"/>
+      <w:r>
+        <w:t xml:space="preserve"> to be </w:t>
+      </w:r>
+      <w:proofErr w:type="spellStart"/>
+      <w:r>
+        <w:t>tested</w:t>
       </w:r>
       <w:bookmarkEnd w:id="3"/>
+      <w:proofErr w:type="spellEnd"/>
     </w:p>
     <w:p>
       <w:pPr>
@@ -3991,9 +4320,14 @@
       </w:pPr>
       <w:bookmarkStart w:id="4" w:name="_Toc218015449"/>
       <w:r>
-        <w:t>Pass/Fail Criteria</w:t>
+        <w:t xml:space="preserve">Pass/Fail </w:t>
+      </w:r>
+      <w:proofErr w:type="spellStart"/>
+      <w:r>
+        <w:t>Criteria</w:t>
       </w:r>
       <w:bookmarkEnd w:id="4"/>
+      <w:proofErr w:type="spellEnd"/>
     </w:p>
     <w:p>
       <w:r>
@@ -4031,7 +4365,15 @@
         </w:numPr>
       </w:pPr>
       <w:r>
-        <w:t>Non sono presenti incident aperti di severità Alta (blocca funzionalità core: autenticazione, acquisto, gestione catalogo/ordini).</w:t>
+        <w:t xml:space="preserve">Non sono presenti </w:t>
+      </w:r>
+      <w:proofErr w:type="spellStart"/>
+      <w:r>
+        <w:t>incident</w:t>
+      </w:r>
+      <w:proofErr w:type="spellEnd"/>
+      <w:r>
+        <w:t xml:space="preserve"> aperti di severità Alta (blocca funzionalità core: autenticazione, acquisto, gestione catalogo/ordini).</w:t>
       </w:r>
     </w:p>
     <w:p>
@@ -4043,7 +4385,23 @@
         </w:numPr>
       </w:pPr>
       <w:r>
-        <w:t>Per i test di unità, è raggiunta almeno la copertura di statement e branch sulle classi core (controller/control e DAO), ove misurabile.</w:t>
+        <w:t xml:space="preserve">Per i test di unità, è raggiunta almeno la copertura di </w:t>
+      </w:r>
+      <w:proofErr w:type="spellStart"/>
+      <w:r>
+        <w:t>statement</w:t>
+      </w:r>
+      <w:proofErr w:type="spellEnd"/>
+      <w:r>
+        <w:t xml:space="preserve"> e </w:t>
+      </w:r>
+      <w:proofErr w:type="spellStart"/>
+      <w:r>
+        <w:t>branch</w:t>
+      </w:r>
+      <w:proofErr w:type="spellEnd"/>
+      <w:r>
+        <w:t xml:space="preserve"> sulle classi core (controller/control e DAO), ove misurabile.</w:t>
       </w:r>
     </w:p>
     <w:p>
@@ -4071,7 +4429,23 @@
         <w:t>FAIL</w:t>
       </w:r>
       <w:r>
-        <w:t xml:space="preserve"> se uno o più requisiti core non risultano soddisfatti o se sono presenti failure riproducibili senza workaround in funzionalità critiche.</w:t>
+        <w:t xml:space="preserve"> se uno o più requisiti core non risultano soddisfatti o se sono presenti </w:t>
+      </w:r>
+      <w:proofErr w:type="spellStart"/>
+      <w:r>
+        <w:t>failure</w:t>
+      </w:r>
+      <w:proofErr w:type="spellEnd"/>
+      <w:r>
+        <w:t xml:space="preserve"> riproducibili senza </w:t>
+      </w:r>
+      <w:proofErr w:type="spellStart"/>
+      <w:r>
+        <w:t>workaround</w:t>
+      </w:r>
+      <w:proofErr w:type="spellEnd"/>
+      <w:r>
+        <w:t xml:space="preserve"> in funzionalità critiche.</w:t>
       </w:r>
     </w:p>
     <w:p>
@@ -4086,10 +4460,89 @@
         <w:pStyle w:val="Titolo1"/>
       </w:pPr>
       <w:bookmarkStart w:id="5" w:name="_Toc218015450"/>
+      <w:proofErr w:type="spellStart"/>
       <w:r>
         <w:t>Approach</w:t>
       </w:r>
       <w:bookmarkEnd w:id="5"/>
+      <w:proofErr w:type="spellEnd"/>
+    </w:p>
+    <w:p>
+      <w:r>
+        <w:t xml:space="preserve">Nel progetto è stata adottata una strategia di test a livelli: </w:t>
+      </w:r>
+      <w:proofErr w:type="spellStart"/>
+      <w:r>
+        <w:t>unit</w:t>
+      </w:r>
+      <w:proofErr w:type="spellEnd"/>
+      <w:r>
+        <w:t xml:space="preserve"> test per verificare la logica di dominio/servizi e </w:t>
+      </w:r>
+      <w:proofErr w:type="spellStart"/>
+      <w:r>
+        <w:t>integration</w:t>
+      </w:r>
+      <w:proofErr w:type="spellEnd"/>
+      <w:r>
+        <w:t xml:space="preserve"> test per validare i flussi principali delle </w:t>
+      </w:r>
+      <w:proofErr w:type="spellStart"/>
+      <w:r>
+        <w:t>Servlet</w:t>
+      </w:r>
+      <w:proofErr w:type="spellEnd"/>
+      <w:r>
+        <w:t xml:space="preserve"> con interazione reale su DAO e database. L’automazione è realizzata con </w:t>
+      </w:r>
+      <w:proofErr w:type="spellStart"/>
+      <w:r>
+        <w:t>JUnit</w:t>
+      </w:r>
+      <w:proofErr w:type="spellEnd"/>
+      <w:r>
+        <w:t xml:space="preserve"> 5, mentre </w:t>
+      </w:r>
+      <w:proofErr w:type="spellStart"/>
+      <w:r>
+        <w:t>Mockito</w:t>
+      </w:r>
+      <w:proofErr w:type="spellEnd"/>
+      <w:r>
+        <w:t xml:space="preserve"> viene usato per simulare l’ambiente </w:t>
+      </w:r>
+      <w:proofErr w:type="spellStart"/>
+      <w:r>
+        <w:t>servlet</w:t>
+      </w:r>
+      <w:proofErr w:type="spellEnd"/>
+      <w:r>
+        <w:t xml:space="preserve"> (</w:t>
+      </w:r>
+      <w:proofErr w:type="spellStart"/>
+      <w:r>
+        <w:t>request</w:t>
+      </w:r>
+      <w:proofErr w:type="spellEnd"/>
+      <w:r>
+        <w:t>/</w:t>
+      </w:r>
+      <w:proofErr w:type="spellStart"/>
+      <w:r>
+        <w:t>response</w:t>
+      </w:r>
+      <w:proofErr w:type="spellEnd"/>
+      <w:r>
+        <w:t>/session/</w:t>
+      </w:r>
+      <w:proofErr w:type="spellStart"/>
+      <w:r>
+        <w:t>dispatcher</w:t>
+      </w:r>
+      <w:proofErr w:type="spellEnd"/>
+      <w:r>
+        <w:t>) e rendere i test ripetibili su un DB di test ripristinato tramite seeding.</w:t>
+      </w:r>
     </w:p>
     <w:p>
       <w:pPr>
@@ -4140,7 +4593,21 @@
         <w:rPr>
           <w:rFonts w:eastAsia="Calibri"/>
         </w:rPr>
-        <w:t>Scopo: Verificare la correttezza delle singole classi/metodi (In particolare DAO, Entity e porzioni di logica di controllo)</w:t>
+        <w:t xml:space="preserve">Scopo: Verificare la correttezza delle singole classi/metodi (In particolare DAO, </w:t>
+      </w:r>
+      <w:proofErr w:type="spellStart"/>
+      <w:r>
+        <w:rPr>
+          <w:rFonts w:eastAsia="Calibri"/>
+        </w:rPr>
+        <w:t>Entity</w:t>
+      </w:r>
+      <w:proofErr w:type="spellEnd"/>
+      <w:r>
+        <w:rPr>
+          <w:rFonts w:eastAsia="Calibri"/>
+        </w:rPr>
+        <w:t xml:space="preserve"> e porzioni di logica di controllo)</w:t>
       </w:r>
     </w:p>
     <w:p>
@@ -4158,7 +4625,132 @@
         <w:rPr>
           <w:rFonts w:eastAsia="Calibri"/>
         </w:rPr>
-        <w:t>Tecniche: statement/branch/loop/patch coverage dove necessario (metodi critici: login/registrazione, aggiornamento stock/prezzo, creazione/modifica ordine)</w:t>
+        <w:t xml:space="preserve">Tecniche: </w:t>
+      </w:r>
+      <w:proofErr w:type="spellStart"/>
+      <w:r>
+        <w:rPr>
+          <w:rFonts w:eastAsia="Calibri"/>
+        </w:rPr>
+        <w:t>statement</w:t>
+      </w:r>
+      <w:proofErr w:type="spellEnd"/>
+      <w:r>
+        <w:rPr>
+          <w:rFonts w:eastAsia="Calibri"/>
+        </w:rPr>
+        <w:t>/</w:t>
+      </w:r>
+      <w:proofErr w:type="spellStart"/>
+      <w:r>
+        <w:rPr>
+          <w:rFonts w:eastAsia="Calibri"/>
+        </w:rPr>
+        <w:t>branch</w:t>
+      </w:r>
+      <w:proofErr w:type="spellEnd"/>
+      <w:r>
+        <w:rPr>
+          <w:rFonts w:eastAsia="Calibri"/>
+        </w:rPr>
+        <w:t>/loop/patch coverage dove necessario (metodi critici: login/registrazione, aggiornamento stock/prezzo, creazione/modifica ordine)</w:t>
+      </w:r>
+      <w:r>
+        <w:rPr>
+          <w:rFonts w:eastAsia="Calibri"/>
+        </w:rPr>
+        <w:t>.</w:t>
+      </w:r>
+      <w:r>
+        <w:rPr>
+          <w:rFonts w:eastAsia="Calibri"/>
+        </w:rPr>
+        <w:br/>
+        <w:t xml:space="preserve">Il test verrà eseguito tramite </w:t>
+      </w:r>
+      <w:proofErr w:type="spellStart"/>
+      <w:r>
+        <w:rPr>
+          <w:rFonts w:eastAsia="Calibri"/>
+        </w:rPr>
+        <w:t>JUnit</w:t>
+      </w:r>
+      <w:proofErr w:type="spellEnd"/>
+      <w:r>
+        <w:rPr>
+          <w:rFonts w:eastAsia="Calibri"/>
+        </w:rPr>
+        <w:t xml:space="preserve"> e </w:t>
+      </w:r>
+      <w:proofErr w:type="spellStart"/>
+      <w:r>
+        <w:rPr>
+          <w:rFonts w:eastAsia="Calibri"/>
+        </w:rPr>
+        <w:t>Mockito</w:t>
+      </w:r>
+      <w:proofErr w:type="spellEnd"/>
+      <w:r>
+        <w:rPr>
+          <w:rFonts w:eastAsia="Calibri"/>
+        </w:rPr>
+        <w:t xml:space="preserve">, simulando le situazioni previste nei </w:t>
+      </w:r>
+      <w:proofErr w:type="spellStart"/>
+      <w:r>
+        <w:rPr>
+          <w:rFonts w:eastAsia="Calibri"/>
+        </w:rPr>
+        <w:t>TestFrame</w:t>
+      </w:r>
+      <w:proofErr w:type="spellEnd"/>
+      <w:r>
+        <w:rPr>
+          <w:rFonts w:eastAsia="Calibri"/>
+        </w:rPr>
+        <w:t xml:space="preserve"> dei vari Test Case (doc. </w:t>
+      </w:r>
+      <w:proofErr w:type="spellStart"/>
+      <w:r>
+        <w:rPr>
+          <w:rFonts w:eastAsia="Calibri"/>
+        </w:rPr>
+        <w:t>TestCases</w:t>
+      </w:r>
+      <w:proofErr w:type="spellEnd"/>
+      <w:r>
+        <w:rPr>
+          <w:rFonts w:eastAsia="Calibri"/>
+        </w:rPr>
+        <w:t xml:space="preserve"> </w:t>
+      </w:r>
+      <w:proofErr w:type="spellStart"/>
+      <w:r>
+        <w:rPr>
+          <w:rFonts w:eastAsia="Calibri"/>
+        </w:rPr>
+        <w:t>Specification</w:t>
+      </w:r>
+      <w:proofErr w:type="spellEnd"/>
+      <w:r>
+        <w:rPr>
+          <w:rFonts w:eastAsia="Calibri"/>
+        </w:rPr>
+        <w:t xml:space="preserve"> </w:t>
+      </w:r>
+      <w:proofErr w:type="spellStart"/>
+      <w:r>
+        <w:rPr>
+          <w:rFonts w:eastAsia="Calibri"/>
+        </w:rPr>
+        <w:t>Document</w:t>
+      </w:r>
+      <w:proofErr w:type="spellEnd"/>
+      <w:r>
+        <w:rPr>
+          <w:rFonts w:eastAsia="Calibri"/>
+        </w:rPr>
+        <w:t>).</w:t>
       </w:r>
     </w:p>
     <w:p>
@@ -4184,7 +4776,15 @@
         <w:rPr>
           <w:rFonts w:eastAsia="Calibri"/>
         </w:rPr>
-        <w:t>Integration Testing (Black box e Struct</w:t>
+        <w:lastRenderedPageBreak/>
+        <w:t xml:space="preserve">Integration Testing (Black box e </w:t>
+      </w:r>
+      <w:proofErr w:type="spellStart"/>
+      <w:r>
+        <w:rPr>
+          <w:rFonts w:eastAsia="Calibri"/>
+        </w:rPr>
+        <w:t>Struct</w:t>
       </w:r>
       <w:r>
         <w:rPr>
@@ -4196,7 +4796,14 @@
         <w:rPr>
           <w:rFonts w:eastAsia="Calibri"/>
         </w:rPr>
-        <w:t>re testing)</w:t>
+        <w:t>re</w:t>
+      </w:r>
+      <w:proofErr w:type="spellEnd"/>
+      <w:r>
+        <w:rPr>
+          <w:rFonts w:eastAsia="Calibri"/>
+        </w:rPr>
+        <w:t xml:space="preserve"> testing)</w:t>
       </w:r>
     </w:p>
     <w:p>
@@ -4232,7 +4839,21 @@
         <w:rPr>
           <w:rFonts w:eastAsia="Calibri"/>
         </w:rPr>
-        <w:t>Si utilizzerà lo Structure testing per coprire lati del progetto che non sono testabili tramite altre modalità (coperture delle chiamate tra componenti, percorsi principali nel design)</w:t>
+        <w:t xml:space="preserve">Si utilizzerà lo </w:t>
+      </w:r>
+      <w:proofErr w:type="spellStart"/>
+      <w:r>
+        <w:rPr>
+          <w:rFonts w:eastAsia="Calibri"/>
+        </w:rPr>
+        <w:t>Structure</w:t>
+      </w:r>
+      <w:proofErr w:type="spellEnd"/>
+      <w:r>
+        <w:rPr>
+          <w:rFonts w:eastAsia="Calibri"/>
+        </w:rPr>
+        <w:t xml:space="preserve"> testing per coprire lati del progetto che non sono testabili tramite altre modalità (coperture delle chiamate tra componenti, percorsi principali nel design)</w:t>
       </w:r>
     </w:p>
     <w:p>
@@ -4257,7 +4878,6 @@
         <w:rPr>
           <w:rFonts w:eastAsia="Calibri"/>
         </w:rPr>
-        <w:lastRenderedPageBreak/>
         <w:t>System testing (Black Box)</w:t>
       </w:r>
     </w:p>
@@ -4297,11 +4917,19 @@
           <w:rFonts w:eastAsia="Calibri"/>
         </w:rPr>
       </w:pPr>
-      <w:r>
-        <w:rPr>
-          <w:rFonts w:eastAsia="Calibri"/>
-        </w:rPr>
-        <w:t>Acceptance testing (Black Box)</w:t>
+      <w:proofErr w:type="spellStart"/>
+      <w:r>
+        <w:rPr>
+          <w:rFonts w:eastAsia="Calibri"/>
+        </w:rPr>
+        <w:t>Acceptance</w:t>
+      </w:r>
+      <w:proofErr w:type="spellEnd"/>
+      <w:r>
+        <w:rPr>
+          <w:rFonts w:eastAsia="Calibri"/>
+        </w:rPr>
+        <w:t xml:space="preserve"> testing (Black Box)</w:t>
       </w:r>
     </w:p>
     <w:p>
@@ -4337,7 +4965,21 @@
         <w:rPr>
           <w:rFonts w:eastAsia="Calibri"/>
         </w:rPr>
-        <w:t>Nota: Visto che il sistema non prevede un deploy di massa finale, il test della piattaforma verrà “simulato” dal team stesso</w:t>
+        <w:t xml:space="preserve">Nota: Visto che il sistema non prevede un </w:t>
+      </w:r>
+      <w:proofErr w:type="spellStart"/>
+      <w:r>
+        <w:rPr>
+          <w:rFonts w:eastAsia="Calibri"/>
+        </w:rPr>
+        <w:t>deploy</w:t>
+      </w:r>
+      <w:proofErr w:type="spellEnd"/>
+      <w:r>
+        <w:rPr>
+          <w:rFonts w:eastAsia="Calibri"/>
+        </w:rPr>
+        <w:t xml:space="preserve"> di massa finale, il test della piattaforma verrà “simulato” dal team stesso</w:t>
       </w:r>
     </w:p>
     <w:p>
@@ -4527,11 +5169,47 @@
           <w:bCs/>
         </w:rPr>
       </w:pPr>
-      <w:r>
-        <w:rPr>
-          <w:rFonts w:eastAsia="Calibri"/>
-        </w:rPr>
-        <w:t xml:space="preserve">Equivalence Partitioning e Boundary Value </w:t>
+      <w:proofErr w:type="spellStart"/>
+      <w:r>
+        <w:rPr>
+          <w:rFonts w:eastAsia="Calibri"/>
+        </w:rPr>
+        <w:t>Equivalence</w:t>
+      </w:r>
+      <w:proofErr w:type="spellEnd"/>
+      <w:r>
+        <w:rPr>
+          <w:rFonts w:eastAsia="Calibri"/>
+        </w:rPr>
+        <w:t xml:space="preserve"> </w:t>
+      </w:r>
+      <w:proofErr w:type="spellStart"/>
+      <w:r>
+        <w:rPr>
+          <w:rFonts w:eastAsia="Calibri"/>
+        </w:rPr>
+        <w:t>Partitioning</w:t>
+      </w:r>
+      <w:proofErr w:type="spellEnd"/>
+      <w:r>
+        <w:rPr>
+          <w:rFonts w:eastAsia="Calibri"/>
+        </w:rPr>
+        <w:t xml:space="preserve"> e </w:t>
+      </w:r>
+      <w:proofErr w:type="spellStart"/>
+      <w:r>
+        <w:rPr>
+          <w:rFonts w:eastAsia="Calibri"/>
+        </w:rPr>
+        <w:t>Boundary</w:t>
+      </w:r>
+      <w:proofErr w:type="spellEnd"/>
+      <w:r>
+        <w:rPr>
+          <w:rFonts w:eastAsia="Calibri"/>
+        </w:rPr>
+        <w:t xml:space="preserve"> Value </w:t>
       </w:r>
       <w:r>
         <w:rPr>
@@ -4543,7 +5221,21 @@
         <w:rPr>
           <w:rFonts w:eastAsia="Calibri"/>
         </w:rPr>
-        <w:t xml:space="preserve"> gli input (Quantità, prezzo ecc…)</w:t>
+        <w:t xml:space="preserve"> gli input (Quantità, prezzo </w:t>
+      </w:r>
+      <w:proofErr w:type="spellStart"/>
+      <w:r>
+        <w:rPr>
+          <w:rFonts w:eastAsia="Calibri"/>
+        </w:rPr>
+        <w:t>ecc</w:t>
+      </w:r>
+      <w:proofErr w:type="spellEnd"/>
+      <w:r>
+        <w:rPr>
+          <w:rFonts w:eastAsia="Calibri"/>
+        </w:rPr>
+        <w:t>…)</w:t>
       </w:r>
     </w:p>
     <w:p>
@@ -4559,11 +5251,33 @@
           <w:bCs/>
         </w:rPr>
       </w:pPr>
-      <w:r>
-        <w:rPr>
-          <w:rFonts w:eastAsia="Calibri"/>
-        </w:rPr>
-        <w:t>Category Partition Method come tecnica per strutturare e ridurre i casi utilizzando vincoli ed annotazioni per generare i test frames</w:t>
+      <w:proofErr w:type="spellStart"/>
+      <w:r>
+        <w:rPr>
+          <w:rFonts w:eastAsia="Calibri"/>
+        </w:rPr>
+        <w:t>Category</w:t>
+      </w:r>
+      <w:proofErr w:type="spellEnd"/>
+      <w:r>
+        <w:rPr>
+          <w:rFonts w:eastAsia="Calibri"/>
+        </w:rPr>
+        <w:t xml:space="preserve"> </w:t>
+      </w:r>
+      <w:proofErr w:type="spellStart"/>
+      <w:r>
+        <w:rPr>
+          <w:rFonts w:eastAsia="Calibri"/>
+        </w:rPr>
+        <w:t>Partition</w:t>
+      </w:r>
+      <w:proofErr w:type="spellEnd"/>
+      <w:r>
+        <w:rPr>
+          <w:rFonts w:eastAsia="Calibri"/>
+        </w:rPr>
+        <w:t xml:space="preserve"> Method come tecnica per strutturare e ridurre i casi utilizzando vincoli ed annotazioni per generare i test frames</w:t>
       </w:r>
     </w:p>
     <w:p>
@@ -4630,11 +5344,19 @@
           <w:bCs/>
         </w:rPr>
       </w:pPr>
-      <w:r>
-        <w:rPr>
-          <w:rFonts w:eastAsia="Calibri"/>
-        </w:rPr>
-        <w:t>UserManagement (Login/registrazione/check email)</w:t>
+      <w:proofErr w:type="spellStart"/>
+      <w:r>
+        <w:rPr>
+          <w:rFonts w:eastAsia="Calibri"/>
+        </w:rPr>
+        <w:t>UserManagement</w:t>
+      </w:r>
+      <w:proofErr w:type="spellEnd"/>
+      <w:r>
+        <w:rPr>
+          <w:rFonts w:eastAsia="Calibri"/>
+        </w:rPr>
+        <w:t xml:space="preserve"> (Login/registrazione/check email)</w:t>
       </w:r>
     </w:p>
     <w:p>
@@ -4650,11 +5372,19 @@
           <w:bCs/>
         </w:rPr>
       </w:pPr>
-      <w:r>
-        <w:rPr>
-          <w:rFonts w:eastAsia="Calibri"/>
-        </w:rPr>
-        <w:t>CatalogManagement (CRUD prodotti lato admin, query ricerca/filtri)</w:t>
+      <w:proofErr w:type="spellStart"/>
+      <w:r>
+        <w:rPr>
+          <w:rFonts w:eastAsia="Calibri"/>
+        </w:rPr>
+        <w:t>CatalogManagement</w:t>
+      </w:r>
+      <w:proofErr w:type="spellEnd"/>
+      <w:r>
+        <w:rPr>
+          <w:rFonts w:eastAsia="Calibri"/>
+        </w:rPr>
+        <w:t xml:space="preserve"> (CRUD prodotti lato admin, query ricerca/filtri)</w:t>
       </w:r>
     </w:p>
     <w:p>
@@ -4670,11 +5400,19 @@
           <w:bCs/>
         </w:rPr>
       </w:pPr>
-      <w:r>
-        <w:rPr>
-          <w:rFonts w:eastAsia="Calibri"/>
-        </w:rPr>
-        <w:t>OrderManagement (creazione ordine, update righe e update stato ordine)</w:t>
+      <w:proofErr w:type="spellStart"/>
+      <w:r>
+        <w:rPr>
+          <w:rFonts w:eastAsia="Calibri"/>
+        </w:rPr>
+        <w:t>OrderManagement</w:t>
+      </w:r>
+      <w:proofErr w:type="spellEnd"/>
+      <w:r>
+        <w:rPr>
+          <w:rFonts w:eastAsia="Calibri"/>
+        </w:rPr>
+        <w:t xml:space="preserve"> (creazione ordine, update righe e update stato ordine)</w:t>
       </w:r>
     </w:p>
     <w:p>
@@ -4694,13 +5432,41 @@
           <w:bCs/>
         </w:rPr>
       </w:pPr>
+      <w:proofErr w:type="spellStart"/>
       <w:r>
         <w:rPr>
           <w:rFonts w:eastAsia="Calibri"/>
           <w:b/>
           <w:bCs/>
         </w:rPr>
-        <w:t>Category Partition Method</w:t>
+        <w:t>Category</w:t>
+      </w:r>
+      <w:proofErr w:type="spellEnd"/>
+      <w:r>
+        <w:rPr>
+          <w:rFonts w:eastAsia="Calibri"/>
+          <w:b/>
+          <w:bCs/>
+        </w:rPr>
+        <w:t xml:space="preserve"> </w:t>
+      </w:r>
+      <w:proofErr w:type="spellStart"/>
+      <w:r>
+        <w:rPr>
+          <w:rFonts w:eastAsia="Calibri"/>
+          <w:b/>
+          <w:bCs/>
+        </w:rPr>
+        <w:t>Partition</w:t>
+      </w:r>
+      <w:proofErr w:type="spellEnd"/>
+      <w:r>
+        <w:rPr>
+          <w:rFonts w:eastAsia="Calibri"/>
+          <w:b/>
+          <w:bCs/>
+        </w:rPr>
+        <w:t xml:space="preserve"> Method</w:t>
       </w:r>
     </w:p>
     <w:p>
@@ -4822,12 +5588,42 @@
           <w:rFonts w:eastAsia="Calibri"/>
         </w:rPr>
       </w:pPr>
-      <w:r>
-        <w:rPr>
-          <w:rFonts w:eastAsia="Calibri"/>
-        </w:rPr>
-        <w:t>Sandwitch/Modified Sandwitch</w:t>
-      </w:r>
+      <w:proofErr w:type="spellStart"/>
+      <w:r>
+        <w:rPr>
+          <w:rFonts w:eastAsia="Calibri"/>
+        </w:rPr>
+        <w:t>Sandwitch</w:t>
+      </w:r>
+      <w:proofErr w:type="spellEnd"/>
+      <w:r>
+        <w:rPr>
+          <w:rFonts w:eastAsia="Calibri"/>
+        </w:rPr>
+        <w:t>/</w:t>
+      </w:r>
+      <w:proofErr w:type="spellStart"/>
+      <w:r>
+        <w:rPr>
+          <w:rFonts w:eastAsia="Calibri"/>
+        </w:rPr>
+        <w:t>Modified</w:t>
+      </w:r>
+      <w:proofErr w:type="spellEnd"/>
+      <w:r>
+        <w:rPr>
+          <w:rFonts w:eastAsia="Calibri"/>
+        </w:rPr>
+        <w:t xml:space="preserve"> </w:t>
+      </w:r>
+      <w:proofErr w:type="spellStart"/>
+      <w:r>
+        <w:rPr>
+          <w:rFonts w:eastAsia="Calibri"/>
+        </w:rPr>
+        <w:t>Sandwitch</w:t>
+      </w:r>
+      <w:proofErr w:type="spellEnd"/>
     </w:p>
     <w:p>
       <w:pPr>
@@ -4864,13 +5660,23 @@
         </w:rPr>
         <w:t xml:space="preserve">Dopo ogni creazione di un difetto (fault), si eseguirà un </w:t>
       </w:r>
+      <w:proofErr w:type="spellStart"/>
       <w:r>
         <w:rPr>
           <w:rFonts w:eastAsia="Calibri"/>
           <w:b/>
           <w:bCs/>
         </w:rPr>
-        <w:t>Regression Testing</w:t>
+        <w:t>Regression</w:t>
+      </w:r>
+      <w:proofErr w:type="spellEnd"/>
+      <w:r>
+        <w:rPr>
+          <w:rFonts w:eastAsia="Calibri"/>
+          <w:b/>
+          <w:bCs/>
+        </w:rPr>
+        <w:t xml:space="preserve"> Testing</w:t>
       </w:r>
       <w:r>
         <w:rPr>
@@ -4905,11 +5711,20 @@
         <w:pStyle w:val="Titolo1"/>
       </w:pPr>
       <w:bookmarkStart w:id="10" w:name="_Toc218015455"/>
-      <w:r>
-        <w:lastRenderedPageBreak/>
-        <w:t>Suspension and resumption</w:t>
+      <w:proofErr w:type="spellStart"/>
+      <w:r>
+        <w:t>Suspension</w:t>
+      </w:r>
+      <w:proofErr w:type="spellEnd"/>
+      <w:r>
+        <w:t xml:space="preserve"> and </w:t>
+      </w:r>
+      <w:proofErr w:type="spellStart"/>
+      <w:r>
+        <w:t>resumption</w:t>
       </w:r>
       <w:bookmarkEnd w:id="10"/>
+      <w:proofErr w:type="spellEnd"/>
     </w:p>
     <w:p>
       <w:pPr>
@@ -4976,9 +5791,14 @@
       </w:pPr>
       <w:bookmarkStart w:id="11" w:name="_Toc218015456"/>
       <w:r>
-        <w:t>Testing Materials</w:t>
+        <w:t xml:space="preserve">Testing </w:t>
+      </w:r>
+      <w:proofErr w:type="spellStart"/>
+      <w:r>
+        <w:t>Materials</w:t>
       </w:r>
       <w:bookmarkEnd w:id="11"/>
+      <w:proofErr w:type="spellEnd"/>
     </w:p>
     <w:p>
       <w:pPr>
@@ -5048,14 +5868,22 @@
           <w:b/>
           <w:bCs/>
         </w:rPr>
-        <w:t>Server Software:</w:t>
-      </w:r>
-      <w:r>
-        <w:rPr>
-          <w:rFonts w:eastAsia="Calibri"/>
-        </w:rPr>
-        <w:t xml:space="preserve"> Apache Tomcat 9.0 o superiore</w:t>
-      </w:r>
+        <w:t>Plugins/Software per il test:</w:t>
+      </w:r>
+      <w:r>
+        <w:rPr>
+          <w:rFonts w:eastAsia="Calibri"/>
+        </w:rPr>
+        <w:t xml:space="preserve"> JUnit5, </w:t>
+      </w:r>
+      <w:proofErr w:type="spellStart"/>
+      <w:r>
+        <w:rPr>
+          <w:rFonts w:eastAsia="Calibri"/>
+        </w:rPr>
+        <w:t>Mockito</w:t>
+      </w:r>
+      <w:proofErr w:type="spellEnd"/>
     </w:p>
     <w:p>
       <w:pPr>
@@ -5074,13 +5902,13 @@
           <w:b/>
           <w:bCs/>
         </w:rPr>
-        <w:t>Database:</w:t>
-      </w:r>
-      <w:r>
-        <w:rPr>
-          <w:rFonts w:eastAsia="Calibri"/>
-        </w:rPr>
-        <w:t xml:space="preserve"> MySQL Server</w:t>
+        <w:t>Server Software:</w:t>
+      </w:r>
+      <w:r>
+        <w:rPr>
+          <w:rFonts w:eastAsia="Calibri"/>
+        </w:rPr>
+        <w:t xml:space="preserve"> Apache Tomcat 9.0 o superiore</w:t>
       </w:r>
     </w:p>
     <w:p>
@@ -5100,13 +5928,13 @@
           <w:b/>
           <w:bCs/>
         </w:rPr>
-        <w:t>Client software:</w:t>
-      </w:r>
-      <w:r>
-        <w:rPr>
-          <w:rFonts w:eastAsia="Calibri"/>
-        </w:rPr>
-        <w:t xml:space="preserve"> Browser web moderni in grado di poter verificare la compatibilità e la responsività</w:t>
+        <w:t>Database:</w:t>
+      </w:r>
+      <w:r>
+        <w:rPr>
+          <w:rFonts w:eastAsia="Calibri"/>
+        </w:rPr>
+        <w:t xml:space="preserve"> MySQL Server</w:t>
       </w:r>
     </w:p>
     <w:p>
@@ -5126,13 +5954,53 @@
           <w:b/>
           <w:bCs/>
         </w:rPr>
+        <w:t>Client software:</w:t>
+      </w:r>
+      <w:r>
+        <w:rPr>
+          <w:rFonts w:eastAsia="Calibri"/>
+        </w:rPr>
+        <w:t xml:space="preserve"> Browser web moderni in grado di poter verificare la compatibilità e la responsività</w:t>
+      </w:r>
+    </w:p>
+    <w:p>
+      <w:pPr>
+        <w:pStyle w:val="Paragrafoelenco"/>
+        <w:numPr>
+          <w:ilvl w:val="0"/>
+          <w:numId w:val="5"/>
+        </w:numPr>
+        <w:rPr>
+          <w:rFonts w:eastAsia="Calibri"/>
+        </w:rPr>
+      </w:pPr>
+      <w:r>
+        <w:rPr>
+          <w:rFonts w:eastAsia="Calibri"/>
+          <w:b/>
+          <w:bCs/>
+        </w:rPr>
         <w:t>Dati di test:</w:t>
       </w:r>
       <w:r>
         <w:rPr>
           <w:rFonts w:eastAsia="Calibri"/>
         </w:rPr>
-        <w:t xml:space="preserve"> Verrà utilizzato un dataset pre-popolato</w:t>
+        <w:t xml:space="preserve"> Verrà utilizzato un dataset </w:t>
+      </w:r>
+      <w:proofErr w:type="spellStart"/>
+      <w:r>
+        <w:rPr>
+          <w:rFonts w:eastAsia="Calibri"/>
+        </w:rPr>
+        <w:t>pre</w:t>
+      </w:r>
+      <w:proofErr w:type="spellEnd"/>
+      <w:r>
+        <w:rPr>
+          <w:rFonts w:eastAsia="Calibri"/>
+        </w:rPr>
+        <w:t>-popolato</w:t>
       </w:r>
     </w:p>
     <w:p>
@@ -5160,23 +6028,56 @@
         </w:rPr>
       </w:pPr>
       <w:r>
-        <w:t>I test cases sono tracciati sui vari casi d’uso (UC) del RAD</w:t>
-      </w:r>
-      <w:r>
-        <w:t xml:space="preserve">. Ulteriori dettagli delle combinazioni ammissibili secondo Category Partition sono riportati nel documento </w:t>
+        <w:t xml:space="preserve">I test </w:t>
+      </w:r>
+      <w:proofErr w:type="spellStart"/>
+      <w:r>
+        <w:t>cases</w:t>
+      </w:r>
+      <w:proofErr w:type="spellEnd"/>
+      <w:r>
+        <w:t xml:space="preserve"> sono tracciati sui vari casi d’uso (UC) del RAD</w:t>
+      </w:r>
+      <w:r>
+        <w:t xml:space="preserve">. Ulteriori dettagli delle combinazioni ammissibili secondo </w:t>
+      </w:r>
+      <w:proofErr w:type="spellStart"/>
+      <w:r>
+        <w:t>Category</w:t>
+      </w:r>
+      <w:proofErr w:type="spellEnd"/>
+      <w:r>
+        <w:t xml:space="preserve"> </w:t>
+      </w:r>
+      <w:proofErr w:type="spellStart"/>
+      <w:r>
+        <w:t>Partition</w:t>
+      </w:r>
+      <w:proofErr w:type="spellEnd"/>
+      <w:r>
+        <w:t xml:space="preserve"> sono riportati nel documento </w:t>
       </w:r>
       <w:r>
         <w:rPr>
           <w:i/>
           <w:iCs/>
         </w:rPr>
-        <w:t>Test Case Specification</w:t>
-      </w:r>
+        <w:t xml:space="preserve">Test Case </w:t>
+      </w:r>
+      <w:proofErr w:type="spellStart"/>
       <w:r>
         <w:rPr>
           <w:i/>
           <w:iCs/>
         </w:rPr>
+        <w:t>Specification</w:t>
+      </w:r>
+      <w:proofErr w:type="spellEnd"/>
+      <w:r>
+        <w:rPr>
+          <w:i/>
+          <w:iCs/>
+        </w:rPr>
         <w:t>.</w:t>
       </w:r>
     </w:p>
@@ -5185,10 +6086,12 @@
         <w:pStyle w:val="Titolo2"/>
       </w:pPr>
       <w:bookmarkStart w:id="13" w:name="_Toc218015458"/>
+      <w:proofErr w:type="spellStart"/>
       <w:r>
         <w:t>UserManagement</w:t>
       </w:r>
       <w:bookmarkEnd w:id="13"/>
+      <w:proofErr w:type="spellEnd"/>
     </w:p>
     <w:p>
       <w:r>
@@ -5450,7 +6353,15 @@
               <w:ind w:left="0" w:firstLine="0"/>
             </w:pPr>
             <w:r>
-              <w:t>Formato valido (nome@provider.tld)</w:t>
+              <w:t>Formato valido (</w:t>
+            </w:r>
+            <w:proofErr w:type="spellStart"/>
+            <w:r>
+              <w:t>nome@provider.tld</w:t>
+            </w:r>
+            <w:proofErr w:type="spellEnd"/>
+            <w:r>
+              <w:t>)</w:t>
             </w:r>
           </w:p>
         </w:tc>
@@ -5602,6 +6513,7 @@
                 <w:b/>
                 <w:bCs/>
               </w:rPr>
+              <w:lastRenderedPageBreak/>
               <w:t>Categoria</w:t>
             </w:r>
           </w:p>
@@ -5922,8 +6834,13 @@
         <w:pStyle w:val="Titolo2"/>
       </w:pPr>
       <w:bookmarkStart w:id="15" w:name="_Toc218015459"/>
-      <w:r>
-        <w:t>Catalog Management</w:t>
+      <w:proofErr w:type="spellStart"/>
+      <w:r>
+        <w:t>Catalog</w:t>
+      </w:r>
+      <w:proofErr w:type="spellEnd"/>
+      <w:r>
+        <w:t xml:space="preserve"> Management</w:t>
       </w:r>
       <w:bookmarkEnd w:id="15"/>
     </w:p>
@@ -5994,8 +6911,13 @@
         <w:pStyle w:val="Titolo2"/>
       </w:pPr>
       <w:bookmarkStart w:id="16" w:name="_Toc218015460"/>
-      <w:r>
-        <w:t>OrderManagement (Include Carrello)</w:t>
+      <w:proofErr w:type="spellStart"/>
+      <w:r>
+        <w:t>OrderManagement</w:t>
+      </w:r>
+      <w:proofErr w:type="spellEnd"/>
+      <w:r>
+        <w:t xml:space="preserve"> (Include Carrello)</w:t>
       </w:r>
       <w:bookmarkEnd w:id="16"/>
     </w:p>
@@ -6259,6 +7181,7 @@
         </w:numPr>
       </w:pPr>
       <w:r>
+        <w:lastRenderedPageBreak/>
         <w:t>Inserimento: valore positivo valido</w:t>
       </w:r>
     </w:p>
@@ -9328,7 +10251,6 @@
   <w:style w:type="character" w:default="1" w:styleId="Carpredefinitoparagrafo">
     <w:name w:val="Default Paragraph Font"/>
     <w:uiPriority w:val="1"/>
-    <w:semiHidden/>
     <w:unhideWhenUsed/>
   </w:style>
   <w:style w:type="table" w:default="1" w:styleId="Tabellanormale">
@@ -9884,12 +10806,7 @@
 </file>
 
 <file path=customXml/item1.xml><?xml version="1.0" encoding="utf-8"?>
-<?mso-contentType ?>
-<FormTemplates xmlns="http://schemas.microsoft.com/sharepoint/v3/contenttype/forms">
-  <Display>DocumentLibraryForm</Display>
-  <Edit>DocumentLibraryForm</Edit>
-  <New>DocumentLibraryForm</New>
-</FormTemplates>
+<b:Sources xmlns:b="http://schemas.openxmlformats.org/officeDocument/2006/bibliography" xmlns="http://schemas.openxmlformats.org/officeDocument/2006/bibliography" SelectedStyle="\APASixthEditionOfficeOnline.xsl" StyleName="APA" Version="6"/>
 </file>
 
 <file path=customXml/item2.xml><?xml version="1.0" encoding="utf-8"?>
@@ -9899,7 +10816,12 @@
 </file>
 
 <file path=customXml/item3.xml><?xml version="1.0" encoding="utf-8"?>
-<b:Sources xmlns:b="http://schemas.openxmlformats.org/officeDocument/2006/bibliography" xmlns="http://schemas.openxmlformats.org/officeDocument/2006/bibliography" SelectedStyle="\APASixthEditionOfficeOnline.xsl" StyleName="APA" Version="6"/>
+<?mso-contentType ?>
+<FormTemplates xmlns="http://schemas.microsoft.com/sharepoint/v3/contenttype/forms">
+  <Display>DocumentLibraryForm</Display>
+  <Edit>DocumentLibraryForm</Edit>
+  <New>DocumentLibraryForm</New>
+</FormTemplates>
 </file>
 
 <file path=customXml/item4.xml><?xml version="1.0" encoding="utf-8"?>
@@ -10053,9 +10975,9 @@
 </file>
 
 <file path=customXml/itemProps1.xml><?xml version="1.0" encoding="utf-8"?>
-<ds:datastoreItem xmlns:ds="http://schemas.openxmlformats.org/officeDocument/2006/customXml" ds:itemID="{958F5005-38DC-4AAA-8D36-40059757E2C1}">
+<ds:datastoreItem xmlns:ds="http://schemas.openxmlformats.org/officeDocument/2006/customXml" ds:itemID="{B726DA7B-7F08-4F38-91B3-8F37E803A1DB}">
   <ds:schemaRefs>
-    <ds:schemaRef ds:uri="http://schemas.microsoft.com/sharepoint/v3/contenttype/forms"/>
+    <ds:schemaRef ds:uri="http://schemas.openxmlformats.org/officeDocument/2006/bibliography"/>
   </ds:schemaRefs>
 </ds:datastoreItem>
 </file>
@@ -10070,9 +10992,9 @@
 </file>
 
 <file path=customXml/itemProps3.xml><?xml version="1.0" encoding="utf-8"?>
-<ds:datastoreItem xmlns:ds="http://schemas.openxmlformats.org/officeDocument/2006/customXml" ds:itemID="{B726DA7B-7F08-4F38-91B3-8F37E803A1DB}">
+<ds:datastoreItem xmlns:ds="http://schemas.openxmlformats.org/officeDocument/2006/customXml" ds:itemID="{958F5005-38DC-4AAA-8D36-40059757E2C1}">
   <ds:schemaRefs>
-    <ds:schemaRef ds:uri="http://schemas.openxmlformats.org/officeDocument/2006/bibliography"/>
+    <ds:schemaRef ds:uri="http://schemas.microsoft.com/sharepoint/v3/contenttype/forms"/>
   </ds:schemaRefs>
 </ds:datastoreItem>
 </file>
